--- a/reproduction_checklist_isuimpact.docx
+++ b/reproduction_checklist_isuimpact.docx
@@ -330,7 +330,7 @@
         <w:pStyle w:val="ListNumber"/>
       </w:pPr>
       <w:r>
-        <w:t>Collect all observed marks x_{j,r} in category c across the event.</w:t>
+        <w:t>Collect all observed marks x_{j,r} in category c across ALL events in the dataset (global CDF scope). IMPORTANT: do NOT collect marks only from the single event under test — CDFs must be built from the full multi-event database before any permutation test is run. Using event-scope CDFs produces different quantile mappings and non-reproducible results.</w:t>
       </w:r>
     </w:p>
     <w:p>
@@ -531,7 +531,7 @@
         <w:pStyle w:val="ListBullet"/>
       </w:pPr>
       <w:r>
-        <w:t>Reproducibility: fix and record RNG seeds for (a) tie randomization and (b) row-wise permutations.</w:t>
+        <w:t>Reproducibility: fix and record RNG seeds for (a) tie randomization and (b) row-wise permutations. Published results use seed=20260223 and M=10,000 permutations (flat across all events). Use these exact values to reproduce published p-values and q-values.</w:t>
       </w:r>
     </w:p>
     <w:p>
@@ -629,6 +629,11 @@
       </w:pPr>
       <w:r>
         <w:t>Apply BH-FDR across all tests; output results to Excel with one row per (judge, A, B).</w:t>
+      </w:r>
+    </w:p>
+    <w:p>
+      <w:r>
+        <w:t>Pre-submission spec audit: run python3 check_spec_params.py from the project directory. Verify all checks pass (method_version, rng_seed=20260223, permutations=10000, events_analyzed=142, global CDF scope in both engineering spec and this checklist). Fix any failures before submitting.</w:t>
       </w:r>
     </w:p>
     <w:sectPr>

--- a/reproduction_checklist_isuimpact.docx
+++ b/reproduction_checklist_isuimpact.docx
@@ -7,7 +7,7 @@
         <w:pStyle w:val="Title"/>
       </w:pPr>
       <w:r>
-        <w:t>Reproduction Checklist: Pairwise Judge Bias Test (ISU-impact, distribution-preserving permutation null)</w:t>
+        <w:t>Reproduction Checklist: Pairwise Judge Bias Test (ISU-impact, residual-label permutation null)</w:t>
       </w:r>
     </w:p>
     <w:p>
@@ -307,110 +307,52 @@
         <w:pStyle w:val="Heading1"/>
       </w:pPr>
       <w:r>
-        <w:t>6. Distribution-preserving (quantile) style-controlled permutation null</w:t>
+        <w:t>6. Residual-label permutation null (isuimpact_residual_v1)</w:t>
       </w:r>
     </w:p>
     <w:p>
       <w:r>
-        <w:t>Goal: preserve each judge's full marginal distribution of marks (within GOE and within each PCS component), while destroying stable judge-to-competitor associations within rows.</w:t>
+        <w:t>Goal: construct a valid null distribution for B_j(A,B) by exploiting the exchangeability of judge j’s delta values across the two competing entries.</w:t>
       </w:r>
     </w:p>
     <w:p>
       <w:r>
-        <w:t>6.1 Build per-judge empirical distributions</w:t>
+        <w:t>6.1 Why deltas are exchangeable</w:t>
       </w:r>
     </w:p>
     <w:p>
       <w:r>
-        <w:t>For each judge j and category c:</w:t>
-      </w:r>
-    </w:p>
-    <w:p>
-      <w:pPr>
-        <w:pStyle w:val="ListNumber"/>
-      </w:pPr>
-      <w:r>
-        <w:t>Collect all observed marks x_{j,r} in category c across ALL events in the dataset (global CDF scope). IMPORTANT: do NOT collect marks only from the single event under test — CDFs must be built from the full multi-event database before any permutation test is run. Using event-scope CDFs produces different quantile mappings and non-reproducible results.</w:t>
-      </w:r>
-    </w:p>
-    <w:p>
-      <w:pPr>
-        <w:pStyle w:val="ListNumber"/>
-      </w:pPr>
-      <w:r>
-        <w:t>Let the multiset of marks define an empirical CDF F_{j,c} (discrete).</w:t>
-      </w:r>
-    </w:p>
-    <w:p>
-      <w:pPr>
-        <w:pStyle w:val="ListNumber"/>
-      </w:pPr>
-      <w:r>
-        <w:t>Define an inverse CDF (quantile function) F^{-1}_{j,c}(u) via order statistics: for N observations, map u in (0,1] to the ceil(u*N)-th smallest observed mark.</w:t>
-      </w:r>
-    </w:p>
-    <w:p>
-      <w:pPr>
-        <w:pStyle w:val="ListNumber"/>
-      </w:pPr>
-      <w:r>
-        <w:t>Tie handling for percentiles: when mapping a discrete mark to a percentile u, use randomized ranks within the tied block (equivalent to adding independent Uniform(0,1) jitter within ties). Fix a random seed for reproducibility.</w:t>
+        <w:t>The delta Δ_{j,r} = F_r(actual) – F_r(neutralized_j) is a deviation from the panel consensus at the row level. Median-of-8 neutralization removes the shared skater-quality signal. Under the null of no directional bias for pair (A,B), judge j’s delta values are exchangeable across the two entries. No CDF construction is required.</w:t>
       </w:r>
     </w:p>
     <w:p>
       <w:r>
-        <w:t>6.2 Row-wise permutation in percentile space</w:t>
+        <w:t>6.2 Permutation procedure (per judge j, per pair A, B)</w:t>
       </w:r>
     </w:p>
     <w:p>
       <w:r>
-        <w:t>For each permutation t = 1..Nperm:</w:t>
-      </w:r>
-    </w:p>
-    <w:p>
-      <w:pPr>
-        <w:pStyle w:val="ListNumber"/>
-      </w:pPr>
-      <w:r>
-        <w:t>For each row r with category c, convert each judge mark to a percentile u_{j,r} using F_{j,c} with randomized tie handling.</w:t>
-      </w:r>
-    </w:p>
-    <w:p>
-      <w:pPr>
-        <w:pStyle w:val="ListNumber"/>
-      </w:pPr>
-      <w:r>
-        <w:t>Randomly permute the nine u_{j,r} values across judge labels within the row (a uniform random permutation of length 9).</w:t>
-      </w:r>
-    </w:p>
-    <w:p>
-      <w:pPr>
-        <w:pStyle w:val="ListNumber"/>
-      </w:pPr>
-      <w:r>
-        <w:t>Map permuted percentiles back to marks for each receiving judge using that judge's inverse CDF: x^{perm}_{j,r} = F^{-1}_{j,c}(u^{perm}_{j,r}).</w:t>
-      </w:r>
-    </w:p>
-    <w:p>
-      <w:pPr>
-        <w:pStyle w:val="ListNumber"/>
-      </w:pPr>
-      <w:r>
-        <w:t>Enforce legal score grid: GOE must be an integer in [-5,5]; PCS must be in 0.25 steps within [0,10]. If the inverse CDF returns an observed value, it should already satisfy this; still clamp to bounds defensively.</w:t>
-      </w:r>
-    </w:p>
-    <w:p>
-      <w:pPr>
-        <w:pStyle w:val="ListNumber"/>
-      </w:pPr>
-      <w:r>
-        <w:t>Using x^{perm}_{j,r}, recompute Delta^{perm}_{j,r}, I^{perm}_j(T), and B^{perm}_j(A,B) exactly as in Sections 5.</w:t>
+        <w:t>1. Collect d_A = [Δ_{j,r} : r ∈ rows(A)] and d_B = [Δ_{j,r} : r ∈ rows(B)].
+2. Pool: d_pool = d_A ∪ d_B (|A|+|B| values).
+3. For t = 1..Nperm: randomly split d_pool into groups of size |A| and |B|; compute B^{perm}_j(A,B) = sum(group_A) − sum(group_B).
+4. p = (1 + #{|B^{perm}| ≥ |B_obs|}) / (Nperm + 1).
+Note: Fix and record the RNG seed. Published results use seed = 20260223 (numpy.random.default_rng), Nperm = 10,000 (flat across all events). With Ice Dance rows (12 GOE + 3 PCS per entry), pool size = 24 for most pairs.</w:t>
       </w:r>
     </w:p>
     <w:p>
       <w:r>
-        <w:lastRenderedPageBreak/>
-        <w:t>Implementation note: to avoid storing all B^{perm}, maintain running exceedance counts per test: count_{j,A,B} += 1[ |B^{perm}_j(A,B)| &gt;= |B^{obs}_j(A,B)| ].</w:t>
+        <w:t>6.3 Key differences from v1 (isuimpact_quantile_v1)</w:t>
+      </w:r>
+    </w:p>
+    <w:p>
+      <w:r>
+        <w:t>v1 shuffled percentile labels across judges within each row — invalid because different judges’ percentiles come from different CDFs, violating exchangeability (~355× Type I inflation across the dataset).
+v2 pools actual delta values and shuffles their assignment to two entries — valid because median-of-8 deltas are exchangeable under the null.</w:t>
+      </w:r>
+    </w:p>
+    <w:p>
+      <w:r>
+        <w:t>Reference: Emerson, Seltzer &amp; Lin (2009). ‘Assessing Judging Bias: An Example From the 2000 Olympic Games.’ The American Statistician 63(2), 124–131.</w:t>
       </w:r>
     </w:p>
     <w:p>
@@ -523,7 +465,7 @@
         <w:pStyle w:val="ListBullet"/>
       </w:pPr>
       <w:r>
-        <w:t>Permutation invariants: under the quantile-null, each judge's marginal distribution of marks (within category) should be preserved up to Monte Carlo noise.</w:t>
+        <w:t>Permutation invariants: verify that the empirical p-value distribution is approximately uniform on simulated null data (all deltas randomly shuffled across entries). Confirm that fixing the RNG seed (seed = 20260223) yields identical p-values and q-values across runs.</w:t>
       </w:r>
     </w:p>
     <w:p>
